--- a/projects/valuepickr-open-screen/docs/JNK India Ltd.docx
+++ b/projects/valuepickr-open-screen/docs/JNK India Ltd.docx
@@ -3145,6 +3145,187 @@
           <w:szCs w:val="18"/>
         </w:rPr>
         <w:t xml:space="preserve">This is independent research and analysis for informational purposes only, not personalized financial or investment advice. Past multi-bagger performance and forum/social sentiment are not indicators of future returns. Do your own due diligence before investing.</w:t>
+      </w:r>
+    </w:p>
+    <w:p/>
+    <w:p>
+      <w:r>
+        <w:rPr>
+          <w:b/>
+          <w:sz w:val="28"/>
+        </w:rPr>
+        <w:t>🔄 RESEARCH UPDATE - 2026-10-05</w:t>
+      </w:r>
+    </w:p>
+    <w:p>
+      <w:r>
+        <w:rPr>
+          <w:b/>
+        </w:rPr>
+        <w:t>📊 Key Metrics:</w:t>
+      </w:r>
+    </w:p>
+    <w:p>
+      <w:pPr>
+        <w:ind w:left="360"/>
+      </w:pPr>
+      <w:r>
+        <w:t xml:space="preserve">  • Company: JNK India Ltd</w:t>
+      </w:r>
+    </w:p>
+    <w:p>
+      <w:pPr>
+        <w:ind w:left="360"/>
+      </w:pPr>
+      <w:r>
+        <w:t xml:space="preserve">  • Conviction: Not rated</w:t>
+      </w:r>
+    </w:p>
+    <w:p>
+      <w:pPr>
+        <w:ind w:left="360"/>
+      </w:pPr>
+      <w:r>
+        <w:t xml:space="preserve">  • Thesis: neither</w:t>
+      </w:r>
+    </w:p>
+    <w:p>
+      <w:pPr>
+        <w:ind w:left="360"/>
+      </w:pPr>
+      <w:r>
+        <w:t xml:space="preserve">  • 4-Box Score: 2.0</w:t>
+      </w:r>
+    </w:p>
+    <w:p>
+      <w:pPr>
+        <w:ind w:left="360"/>
+      </w:pPr>
+      <w:r>
+        <w:t xml:space="preserve">  • Research Date: 2026-09-03</w:t>
+      </w:r>
+    </w:p>
+    <w:p>
+      <w:pPr>
+        <w:ind w:left="360"/>
+      </w:pPr>
+      <w:r>
+        <w:t xml:space="preserve">  • Red Flag: None</w:t>
+      </w:r>
+    </w:p>
+    <w:p/>
+    <w:p>
+      <w:r>
+        <w:rPr>
+          <w:b/>
+        </w:rPr>
+        <w:t>📝 Verdict:</w:t>
+      </w:r>
+    </w:p>
+    <w:p>
+      <w:pPr>
+        <w:ind w:left="360"/>
+      </w:pPr>
+      <w:r>
+        <w:t>A real refinery-capex growth story, but meaningfully lower quality than first assumed (ROCE ~17%, negative operating cash flow) and richly priced at ~32x - conviction cut to Medium, thesis fit to neither</w:t>
+      </w:r>
+    </w:p>
+    <w:p/>
+    <w:p>
+      <w:r>
+        <w:rPr>
+          <w:b/>
+        </w:rPr>
+        <w:t>📈 Bull Case:</w:t>
+      </w:r>
+    </w:p>
+    <w:p>
+      <w:pPr>
+        <w:ind w:left="360"/>
+      </w:pPr>
+      <w:r>
+        <w:t>Genuine revenue inflection - FY26 +~70%, Q1 FY27 +81% - driven by the Indian refinery/petrochem capex upcycle</w:t>
+      </w:r>
+    </w:p>
+    <w:p>
+      <w:pPr>
+        <w:ind w:left="360"/>
+      </w:pPr>
+      <w:r>
+        <w:t>Order book ~Rs 1,801 Cr (~2.2x FY26 revenue) plus a &gt;Rs 6,000 Cr bid pipeline; expected inflow Rs 1,200-1,500 Cr/yr</w:t>
+      </w:r>
+    </w:p>
+    <w:p>
+      <w:pPr>
+        <w:ind w:left="360"/>
+      </w:pPr>
+      <w:r>
+        <w:t>Margin recovering: consolidated EBITDA margin 11.8% in Q1 FY27 (vs 7%), standalone ~14%; guidance 12-14% for FY27</w:t>
+      </w:r>
+    </w:p>
+    <w:p>
+      <w:pPr>
+        <w:ind w:left="360"/>
+      </w:pPr>
+      <w:r>
+        <w:t>Working capital improving - debtor days down from 261 to 139, inventory days normalised</w:t>
+      </w:r>
+    </w:p>
+    <w:p>
+      <w:pPr>
+        <w:ind w:left="360"/>
+      </w:pPr>
+      <w:r>
+        <w:t>Optionality from Dangote Phase 2 (Rs 2,000-2,500 Cr TAM, repeat-order candidate), non-heating diversification (target 40% of revenue in 3-5 years), and green-H2/SAF via Chemdist</w:t>
+      </w:r>
+    </w:p>
+    <w:p/>
+    <w:p>
+      <w:r>
+        <w:rPr>
+          <w:b/>
+        </w:rPr>
+        <w:t>📉 Bear Case:</w:t>
+      </w:r>
+    </w:p>
+    <w:p>
+      <w:pPr>
+        <w:ind w:left="360"/>
+      </w:pPr>
+      <w:r>
+        <w:t>Capital efficiency is far lower than first assumed - ROCE ~17%, ROE ~12% (FY26), not the 45-53% in the earlier note; that was a pre-scale FY22-23 figure</w:t>
+      </w:r>
+    </w:p>
+    <w:p>
+      <w:pPr>
+        <w:ind w:left="360"/>
+      </w:pPr>
+      <w:r>
+        <w:t>Operating cash flow negative or breakeven for three straight years (FY24 -Rs 10 Cr, FY25 -Rs 65 Cr, FY26 -Rs 2 Cr) on a working-capital-heavy model</w:t>
+      </w:r>
+    </w:p>
+    <w:p>
+      <w:pPr>
+        <w:ind w:left="360"/>
+      </w:pPr>
+      <w:r>
+        <w:t>~32x trailing P/E on a 12% ROE, lumpy, cash-poor EPC-style business already prices in unwon catalysts (Dangote 2, non-heating)</w:t>
+      </w:r>
+    </w:p>
+    <w:p>
+      <w:pPr>
+        <w:ind w:left="360"/>
+      </w:pPr>
+      <w:r>
+        <w:t>FY27 guidance walked back to ~20-25% revenue growth from the wider range previously cited; trusted-user 30-35% expectation now above management's own guide</w:t>
+      </w:r>
+    </w:p>
+    <w:p>
+      <w:pPr>
+        <w:ind w:left="360"/>
+      </w:pPr>
+      <w:r>
+        <w:t>Rising, un-renewed related-party dependence on promoter JNK Global for export/EPC order flow; JNK Global has internal board disputes</w:t>
       </w:r>
     </w:p>
     <w:sectPr>
